--- a/App/documents/Alterações de Contrato.docx
+++ b/App/documents/Alterações de Contrato.docx
@@ -146,7 +146,7 @@
     </w:p>
     <w:p>
       <w:r>
-        <w:t>==================================================================</w:t>
+        <w:t>---DOCUMENTO---</w:t>
       </w:r>
     </w:p>
     <w:p>
@@ -337,7 +337,7 @@
     </w:p>
     <w:p>
       <w:r>
-        <w:t>==================================================================</w:t>
+        <w:t>---DOCUMENTO---</w:t>
       </w:r>
     </w:p>
     <w:p>
